--- a/examples/02-text-and-styles/output.docx
+++ b/examples/02-text-and-styles/output.docx
@@ -485,15 +485,15 @@
     <w:lsdException w:name="Smart Hyperlink" w:semiHidden="1" w:unhideWhenUsed="1"/>
     <w:lsdException w:name="Smart Link" w:semiHidden="1" w:unhideWhenUsed="1"/>
   </w:latentStyles>
-  <w:style w:type="paragraph" w:default="1" w:styleId="Normale">
+  <w:style w:type="paragraph" w:default="1" w:styleId="Normal">
     <w:name w:val="Normal"/>
     <w:qFormat/>
   </w:style>
-  <w:style w:type="paragraph" w:styleId="Titolo1">
+  <w:style w:type="paragraph" w:styleId="Heading1">
     <w:name w:val="heading 1"/>
-    <w:basedOn w:val="Normale"/>
-    <w:next w:val="Normale"/>
-    <w:link w:val="Titolo1Carattere"/>
+    <w:basedOn w:val="Normal"/>
+    <w:next w:val="Normal"/>
+    <w:link w:val="Heading1Char"/>
     <w:uiPriority w:val="9"/>
     <w:qFormat/>
     <w:rsid w:val="001573D8"/>
@@ -510,11 +510,11 @@
       <w:szCs w:val="40"/>
     </w:rPr>
   </w:style>
-  <w:style w:type="paragraph" w:styleId="Titolo2">
+  <w:style w:type="paragraph" w:styleId="Heading2">
     <w:name w:val="heading 2"/>
-    <w:basedOn w:val="Normale"/>
-    <w:next w:val="Normale"/>
-    <w:link w:val="Titolo2Carattere"/>
+    <w:basedOn w:val="Normal"/>
+    <w:next w:val="Normal"/>
+    <w:link w:val="Heading2Char"/>
     <w:uiPriority w:val="9"/>
     <w:semiHidden/>
     <w:unhideWhenUsed/>
@@ -533,11 +533,11 @@
       <w:szCs w:val="32"/>
     </w:rPr>
   </w:style>
-  <w:style w:type="paragraph" w:styleId="Titolo3">
+  <w:style w:type="paragraph" w:styleId="Heading3">
     <w:name w:val="heading 3"/>
-    <w:basedOn w:val="Normale"/>
-    <w:next w:val="Normale"/>
-    <w:link w:val="Titolo3Carattere"/>
+    <w:basedOn w:val="Normal"/>
+    <w:next w:val="Normal"/>
+    <w:link w:val="Heading3Char"/>
     <w:uiPriority w:val="9"/>
     <w:semiHidden/>
     <w:unhideWhenUsed/>
@@ -556,11 +556,11 @@
       <w:szCs w:val="28"/>
     </w:rPr>
   </w:style>
-  <w:style w:type="paragraph" w:styleId="Titolo4">
+  <w:style w:type="paragraph" w:styleId="Heading4">
     <w:name w:val="heading 4"/>
-    <w:basedOn w:val="Normale"/>
-    <w:next w:val="Normale"/>
-    <w:link w:val="Titolo4Carattere"/>
+    <w:basedOn w:val="Normal"/>
+    <w:next w:val="Normal"/>
+    <w:link w:val="Heading4Char"/>
     <w:uiPriority w:val="9"/>
     <w:semiHidden/>
     <w:unhideWhenUsed/>
@@ -579,11 +579,11 @@
       <w:color w:val="0F4761" w:themeColor="accent1" w:themeShade="BF"/>
     </w:rPr>
   </w:style>
-  <w:style w:type="paragraph" w:styleId="Titolo5">
+  <w:style w:type="paragraph" w:styleId="Heading5">
     <w:name w:val="heading 5"/>
-    <w:basedOn w:val="Normale"/>
-    <w:next w:val="Normale"/>
-    <w:link w:val="Titolo5Carattere"/>
+    <w:basedOn w:val="Normal"/>
+    <w:next w:val="Normal"/>
+    <w:link w:val="Heading5Char"/>
     <w:uiPriority w:val="9"/>
     <w:semiHidden/>
     <w:unhideWhenUsed/>
@@ -600,11 +600,11 @@
       <w:color w:val="0F4761" w:themeColor="accent1" w:themeShade="BF"/>
     </w:rPr>
   </w:style>
-  <w:style w:type="paragraph" w:styleId="Titolo6">
+  <w:style w:type="paragraph" w:styleId="Heading6">
     <w:name w:val="heading 6"/>
-    <w:basedOn w:val="Normale"/>
-    <w:next w:val="Normale"/>
-    <w:link w:val="Titolo6Carattere"/>
+    <w:basedOn w:val="Normal"/>
+    <w:next w:val="Normal"/>
+    <w:link w:val="Heading6Char"/>
     <w:uiPriority w:val="9"/>
     <w:semiHidden/>
     <w:unhideWhenUsed/>
@@ -623,11 +623,11 @@
       <w:color w:val="595959" w:themeColor="text1" w:themeTint="A6"/>
     </w:rPr>
   </w:style>
-  <w:style w:type="paragraph" w:styleId="Titolo7">
+  <w:style w:type="paragraph" w:styleId="Heading7">
     <w:name w:val="heading 7"/>
-    <w:basedOn w:val="Normale"/>
-    <w:next w:val="Normale"/>
-    <w:link w:val="Titolo7Carattere"/>
+    <w:basedOn w:val="Normal"/>
+    <w:next w:val="Normal"/>
+    <w:link w:val="Heading7Char"/>
     <w:uiPriority w:val="9"/>
     <w:semiHidden/>
     <w:unhideWhenUsed/>
@@ -644,11 +644,11 @@
       <w:color w:val="595959" w:themeColor="text1" w:themeTint="A6"/>
     </w:rPr>
   </w:style>
-  <w:style w:type="paragraph" w:styleId="Titolo8">
+  <w:style w:type="paragraph" w:styleId="Heading8">
     <w:name w:val="heading 8"/>
-    <w:basedOn w:val="Normale"/>
-    <w:next w:val="Normale"/>
-    <w:link w:val="Titolo8Carattere"/>
+    <w:basedOn w:val="Normal"/>
+    <w:next w:val="Normal"/>
+    <w:link w:val="Heading8Char"/>
     <w:uiPriority w:val="9"/>
     <w:semiHidden/>
     <w:unhideWhenUsed/>
@@ -666,11 +666,11 @@
       <w:color w:val="272727" w:themeColor="text1" w:themeTint="D8"/>
     </w:rPr>
   </w:style>
-  <w:style w:type="paragraph" w:styleId="Titolo9">
+  <w:style w:type="paragraph" w:styleId="Heading9">
     <w:name w:val="heading 9"/>
-    <w:basedOn w:val="Normale"/>
-    <w:next w:val="Normale"/>
-    <w:link w:val="Titolo9Carattere"/>
+    <w:basedOn w:val="Normal"/>
+    <w:next w:val="Normal"/>
+    <w:link w:val="Heading9Char"/>
     <w:uiPriority w:val="9"/>
     <w:semiHidden/>
     <w:unhideWhenUsed/>
@@ -686,13 +686,13 @@
       <w:color w:val="272727" w:themeColor="text1" w:themeTint="D8"/>
     </w:rPr>
   </w:style>
-  <w:style w:type="character" w:default="1" w:styleId="Carpredefinitoparagrafo">
+  <w:style w:type="character" w:default="1" w:styleId="DefaultParagraphFont">
     <w:name w:val="Default Paragraph Font"/>
     <w:uiPriority w:val="1"/>
     <w:semiHidden/>
     <w:unhideWhenUsed/>
   </w:style>
-  <w:style w:type="table" w:default="1" w:styleId="Tabellanormale">
+  <w:style w:type="table" w:default="1" w:styleId="TableNormal">
     <w:name w:val="Normal Table"/>
     <w:uiPriority w:val="99"/>
     <w:semiHidden/>
@@ -707,16 +707,16 @@
       </w:tblCellMar>
     </w:tblPr>
   </w:style>
-  <w:style w:type="numbering" w:default="1" w:styleId="Nessunelenco">
+  <w:style w:type="numbering" w:default="1" w:styleId="NoList">
     <w:name w:val="No List"/>
     <w:uiPriority w:val="99"/>
     <w:semiHidden/>
     <w:unhideWhenUsed/>
   </w:style>
-  <w:style w:type="character" w:customStyle="1" w:styleId="Titolo1Carattere">
+  <w:style w:type="character" w:customStyle="1" w:styleId="Heading1Char">
     <w:name w:val="Titolo 1 Carattere"/>
-    <w:basedOn w:val="Carpredefinitoparagrafo"/>
-    <w:link w:val="Titolo1"/>
+    <w:basedOn w:val="DefaultParagraphFont"/>
+    <w:link w:val="Heading1"/>
     <w:uiPriority w:val="9"/>
     <w:rsid w:val="001573D8"/>
     <w:rPr>
@@ -726,10 +726,10 @@
       <w:szCs w:val="40"/>
     </w:rPr>
   </w:style>
-  <w:style w:type="character" w:customStyle="1" w:styleId="Titolo2Carattere">
+  <w:style w:type="character" w:customStyle="1" w:styleId="Heading2Char">
     <w:name w:val="Titolo 2 Carattere"/>
-    <w:basedOn w:val="Carpredefinitoparagrafo"/>
-    <w:link w:val="Titolo2"/>
+    <w:basedOn w:val="DefaultParagraphFont"/>
+    <w:link w:val="Heading2"/>
     <w:uiPriority w:val="9"/>
     <w:semiHidden/>
     <w:rsid w:val="001573D8"/>
@@ -740,10 +740,10 @@
       <w:szCs w:val="32"/>
     </w:rPr>
   </w:style>
-  <w:style w:type="character" w:customStyle="1" w:styleId="Titolo3Carattere">
+  <w:style w:type="character" w:customStyle="1" w:styleId="Heading3Char">
     <w:name w:val="Titolo 3 Carattere"/>
-    <w:basedOn w:val="Carpredefinitoparagrafo"/>
-    <w:link w:val="Titolo3"/>
+    <w:basedOn w:val="DefaultParagraphFont"/>
+    <w:link w:val="Heading3"/>
     <w:uiPriority w:val="9"/>
     <w:semiHidden/>
     <w:rsid w:val="001573D8"/>
@@ -754,10 +754,10 @@
       <w:szCs w:val="28"/>
     </w:rPr>
   </w:style>
-  <w:style w:type="character" w:customStyle="1" w:styleId="Titolo4Carattere">
+  <w:style w:type="character" w:customStyle="1" w:styleId="Heading4Char">
     <w:name w:val="Titolo 4 Carattere"/>
-    <w:basedOn w:val="Carpredefinitoparagrafo"/>
-    <w:link w:val="Titolo4"/>
+    <w:basedOn w:val="DefaultParagraphFont"/>
+    <w:link w:val="Heading4"/>
     <w:uiPriority w:val="9"/>
     <w:semiHidden/>
     <w:rsid w:val="001573D8"/>
@@ -768,10 +768,10 @@
       <w:color w:val="0F4761" w:themeColor="accent1" w:themeShade="BF"/>
     </w:rPr>
   </w:style>
-  <w:style w:type="character" w:customStyle="1" w:styleId="Titolo5Carattere">
+  <w:style w:type="character" w:customStyle="1" w:styleId="Heading5Char">
     <w:name w:val="Titolo 5 Carattere"/>
-    <w:basedOn w:val="Carpredefinitoparagrafo"/>
-    <w:link w:val="Titolo5"/>
+    <w:basedOn w:val="DefaultParagraphFont"/>
+    <w:link w:val="Heading5"/>
     <w:uiPriority w:val="9"/>
     <w:semiHidden/>
     <w:rsid w:val="001573D8"/>
@@ -780,10 +780,10 @@
       <w:color w:val="0F4761" w:themeColor="accent1" w:themeShade="BF"/>
     </w:rPr>
   </w:style>
-  <w:style w:type="character" w:customStyle="1" w:styleId="Titolo6Carattere">
+  <w:style w:type="character" w:customStyle="1" w:styleId="Heading6Char">
     <w:name w:val="Titolo 6 Carattere"/>
-    <w:basedOn w:val="Carpredefinitoparagrafo"/>
-    <w:link w:val="Titolo6"/>
+    <w:basedOn w:val="DefaultParagraphFont"/>
+    <w:link w:val="Heading6"/>
     <w:uiPriority w:val="9"/>
     <w:semiHidden/>
     <w:rsid w:val="001573D8"/>
@@ -794,10 +794,10 @@
       <w:color w:val="595959" w:themeColor="text1" w:themeTint="A6"/>
     </w:rPr>
   </w:style>
-  <w:style w:type="character" w:customStyle="1" w:styleId="Titolo7Carattere">
+  <w:style w:type="character" w:customStyle="1" w:styleId="Heading7Char">
     <w:name w:val="Titolo 7 Carattere"/>
-    <w:basedOn w:val="Carpredefinitoparagrafo"/>
-    <w:link w:val="Titolo7"/>
+    <w:basedOn w:val="DefaultParagraphFont"/>
+    <w:link w:val="Heading7"/>
     <w:uiPriority w:val="9"/>
     <w:semiHidden/>
     <w:rsid w:val="001573D8"/>
@@ -806,10 +806,10 @@
       <w:color w:val="595959" w:themeColor="text1" w:themeTint="A6"/>
     </w:rPr>
   </w:style>
-  <w:style w:type="character" w:customStyle="1" w:styleId="Titolo8Carattere">
+  <w:style w:type="character" w:customStyle="1" w:styleId="Heading8Char">
     <w:name w:val="Titolo 8 Carattere"/>
-    <w:basedOn w:val="Carpredefinitoparagrafo"/>
-    <w:link w:val="Titolo8"/>
+    <w:basedOn w:val="DefaultParagraphFont"/>
+    <w:link w:val="Heading8"/>
     <w:uiPriority w:val="9"/>
     <w:semiHidden/>
     <w:rsid w:val="001573D8"/>
@@ -820,10 +820,10 @@
       <w:color w:val="272727" w:themeColor="text1" w:themeTint="D8"/>
     </w:rPr>
   </w:style>
-  <w:style w:type="character" w:customStyle="1" w:styleId="Titolo9Carattere">
+  <w:style w:type="character" w:customStyle="1" w:styleId="Heading9Char">
     <w:name w:val="Titolo 9 Carattere"/>
-    <w:basedOn w:val="Carpredefinitoparagrafo"/>
-    <w:link w:val="Titolo9"/>
+    <w:basedOn w:val="DefaultParagraphFont"/>
+    <w:link w:val="Heading9"/>
     <w:uiPriority w:val="9"/>
     <w:semiHidden/>
     <w:rsid w:val="001573D8"/>
@@ -832,11 +832,11 @@
       <w:color w:val="272727" w:themeColor="text1" w:themeTint="D8"/>
     </w:rPr>
   </w:style>
-  <w:style w:type="paragraph" w:styleId="Titolo">
+  <w:style w:type="paragraph" w:styleId="Title">
     <w:name w:val="Title"/>
-    <w:basedOn w:val="Normale"/>
-    <w:next w:val="Normale"/>
-    <w:link w:val="TitoloCarattere"/>
+    <w:basedOn w:val="Normal"/>
+    <w:next w:val="Normal"/>
+    <w:link w:val="TitleChar"/>
     <w:uiPriority w:val="10"/>
     <w:qFormat/>
     <w:rsid w:val="001573D8"/>
@@ -852,10 +852,10 @@
       <w:szCs w:val="56"/>
     </w:rPr>
   </w:style>
-  <w:style w:type="character" w:customStyle="1" w:styleId="TitoloCarattere">
+  <w:style w:type="character" w:customStyle="1" w:styleId="TitleChar">
     <w:name w:val="Titolo Carattere"/>
-    <w:basedOn w:val="Carpredefinitoparagrafo"/>
-    <w:link w:val="Titolo"/>
+    <w:basedOn w:val="DefaultParagraphFont"/>
+    <w:link w:val="Title"/>
     <w:uiPriority w:val="10"/>
     <w:rsid w:val="001573D8"/>
     <w:rPr>
@@ -866,11 +866,11 @@
       <w:szCs w:val="56"/>
     </w:rPr>
   </w:style>
-  <w:style w:type="paragraph" w:styleId="Sottotitolo">
+  <w:style w:type="paragraph" w:styleId="Subtitle">
     <w:name w:val="Subtitle"/>
-    <w:basedOn w:val="Normale"/>
-    <w:next w:val="Normale"/>
-    <w:link w:val="SottotitoloCarattere"/>
+    <w:basedOn w:val="Normal"/>
+    <w:next w:val="Normal"/>
+    <w:link w:val="SubtitleChar"/>
     <w:uiPriority w:val="11"/>
     <w:qFormat/>
     <w:rsid w:val="001573D8"/>
@@ -888,10 +888,10 @@
       <w:szCs w:val="28"/>
     </w:rPr>
   </w:style>
-  <w:style w:type="character" w:customStyle="1" w:styleId="SottotitoloCarattere">
+  <w:style w:type="character" w:customStyle="1" w:styleId="SubtitleChar">
     <w:name w:val="Sottotitolo Carattere"/>
-    <w:basedOn w:val="Carpredefinitoparagrafo"/>
-    <w:link w:val="Sottotitolo"/>
+    <w:basedOn w:val="DefaultParagraphFont"/>
+    <w:link w:val="Subtitle"/>
     <w:uiPriority w:val="11"/>
     <w:rsid w:val="001573D8"/>
     <w:rPr>
@@ -902,11 +902,11 @@
       <w:szCs w:val="28"/>
     </w:rPr>
   </w:style>
-  <w:style w:type="paragraph" w:styleId="Citazione">
+  <w:style w:type="paragraph" w:styleId="Quote">
     <w:name w:val="Quote"/>
-    <w:basedOn w:val="Normale"/>
-    <w:next w:val="Normale"/>
-    <w:link w:val="CitazioneCarattere"/>
+    <w:basedOn w:val="Normal"/>
+    <w:next w:val="Normal"/>
+    <w:link w:val="QuoteChar"/>
     <w:uiPriority w:val="29"/>
     <w:qFormat/>
     <w:rsid w:val="001573D8"/>
@@ -920,10 +920,10 @@
       <w:color w:val="404040" w:themeColor="text1" w:themeTint="BF"/>
     </w:rPr>
   </w:style>
-  <w:style w:type="character" w:customStyle="1" w:styleId="CitazioneCarattere">
+  <w:style w:type="character" w:customStyle="1" w:styleId="QuoteChar">
     <w:name w:val="Citazione Carattere"/>
-    <w:basedOn w:val="Carpredefinitoparagrafo"/>
-    <w:link w:val="Citazione"/>
+    <w:basedOn w:val="DefaultParagraphFont"/>
+    <w:link w:val="Quote"/>
     <w:uiPriority w:val="29"/>
     <w:rsid w:val="001573D8"/>
     <w:rPr>
@@ -932,9 +932,9 @@
       <w:color w:val="404040" w:themeColor="text1" w:themeTint="BF"/>
     </w:rPr>
   </w:style>
-  <w:style w:type="paragraph" w:styleId="Paragrafoelenco">
+  <w:style w:type="paragraph" w:styleId="ListParagraph">
     <w:name w:val="List Paragraph"/>
-    <w:basedOn w:val="Normale"/>
+    <w:basedOn w:val="Normal"/>
     <w:uiPriority w:val="34"/>
     <w:qFormat/>
     <w:rsid w:val="001573D8"/>
@@ -943,9 +943,9 @@
       <w:contextualSpacing/>
     </w:pPr>
   </w:style>
-  <w:style w:type="character" w:styleId="Enfasiintensa">
+  <w:style w:type="character" w:styleId="IntenseEmphasis">
     <w:name w:val="Intense Emphasis"/>
-    <w:basedOn w:val="Carpredefinitoparagrafo"/>
+    <w:basedOn w:val="DefaultParagraphFont"/>
     <w:uiPriority w:val="21"/>
     <w:qFormat/>
     <w:rsid w:val="001573D8"/>
@@ -955,11 +955,11 @@
       <w:color w:val="0F4761" w:themeColor="accent1" w:themeShade="BF"/>
     </w:rPr>
   </w:style>
-  <w:style w:type="paragraph" w:styleId="Citazioneintensa">
+  <w:style w:type="paragraph" w:styleId="IntenseQuote">
     <w:name w:val="Intense Quote"/>
-    <w:basedOn w:val="Normale"/>
-    <w:next w:val="Normale"/>
-    <w:link w:val="CitazioneintensaCarattere"/>
+    <w:basedOn w:val="Normal"/>
+    <w:next w:val="Normal"/>
+    <w:link w:val="IntenseQuoteChar"/>
     <w:uiPriority w:val="30"/>
     <w:qFormat/>
     <w:rsid w:val="001573D8"/>
@@ -978,10 +978,10 @@
       <w:color w:val="0F4761" w:themeColor="accent1" w:themeShade="BF"/>
     </w:rPr>
   </w:style>
-  <w:style w:type="character" w:customStyle="1" w:styleId="CitazioneintensaCarattere">
+  <w:style w:type="character" w:customStyle="1" w:styleId="IntenseQuoteChar">
     <w:name w:val="Citazione intensa Carattere"/>
-    <w:basedOn w:val="Carpredefinitoparagrafo"/>
-    <w:link w:val="Citazioneintensa"/>
+    <w:basedOn w:val="DefaultParagraphFont"/>
+    <w:link w:val="IntenseQuote"/>
     <w:uiPriority w:val="30"/>
     <w:rsid w:val="001573D8"/>
     <w:rPr>
@@ -990,9 +990,9 @@
       <w:color w:val="0F4761" w:themeColor="accent1" w:themeShade="BF"/>
     </w:rPr>
   </w:style>
-  <w:style w:type="character" w:styleId="Riferimentointenso">
+  <w:style w:type="character" w:styleId="IntenseReference">
     <w:name w:val="Intense Reference"/>
-    <w:basedOn w:val="Carpredefinitoparagrafo"/>
+    <w:basedOn w:val="DefaultParagraphFont"/>
     <w:uiPriority w:val="32"/>
     <w:qFormat/>
     <w:rsid w:val="001573D8"/>
